--- a/A1-documentation.docx
+++ b/A1-documentation.docx
@@ -11,6 +11,7 @@
           <w:docPartUnique/>
         </w:docPartObj>
       </w:sdtPr>
+      <w:sdtEndPr/>
       <w:sdtContent>
         <w:p>
           <w:r>
@@ -33,7 +34,7 @@
                       </mc:Choice>
                       <mc:Fallback>
                         <wp:positionV relativeFrom="page">
-                          <wp:posOffset>231140</wp:posOffset>
+                          <wp:posOffset>294005</wp:posOffset>
                         </wp:positionV>
                       </mc:Fallback>
                     </mc:AlternateContent>
@@ -221,7 +222,7 @@
                                 <a:avLst/>
                               </a:prstGeom>
                               <a:blipFill>
-                                <a:blip r:embed="rId6"/>
+                                <a:blip r:embed="rId8"/>
                                 <a:stretch>
                                   <a:fillRect r="-7574"/>
                                 </a:stretch>
@@ -273,7 +274,7 @@
                       <v:path arrowok="t" o:connecttype="custom" o:connectlocs="0,0;7315200,0;7315200,1130373;3620757,733885;0,1092249;0,0" o:connectangles="0,0,0,0,0,0"/>
                     </v:shape>
                     <v:rect id="Rectangle 151" o:spid="_x0000_s1028" style="position:absolute;width:73152;height:12161;visibility:visible;mso-wrap-style:square;v-text-anchor:middle" o:gfxdata="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" stroked="f" strokeweight="1pt">
-                      <v:fill r:id="rId7" o:title="" recolor="t" rotate="t" type="frame"/>
+                      <v:fill r:id="rId9" o:title="" recolor="t" rotate="t" type="frame"/>
                     </v:rect>
                     <w10:wrap anchorx="page" anchory="page"/>
                   </v:group>
@@ -301,7 +302,7 @@
                       </mc:Choice>
                       <mc:Fallback>
                         <wp:positionV relativeFrom="page">
-                          <wp:posOffset>7040880</wp:posOffset>
+                          <wp:posOffset>8961120</wp:posOffset>
                         </wp:positionV>
                       </mc:Fallback>
                     </mc:AlternateContent>
@@ -358,6 +359,7 @@
                                   <w:dataBinding w:prefixMappings="xmlns:ns0='http://schemas.microsoft.com/office/2006/coverPageProps' " w:xpath="/ns0:CoverPageProperties[1]/ns0:Abstract[1]" w:storeItemID="{55AF091B-3C7A-41E3-B477-F2FDAA23CFDA}"/>
                                   <w:text w:multiLine="1"/>
                                 </w:sdtPr>
+                                <w:sdtEndPr/>
                                 <w:sdtContent>
                                   <w:p>
                                     <w:pPr>
@@ -423,6 +425,7 @@
                             <w:dataBinding w:prefixMappings="xmlns:ns0='http://schemas.microsoft.com/office/2006/coverPageProps' " w:xpath="/ns0:CoverPageProperties[1]/ns0:Abstract[1]" w:storeItemID="{55AF091B-3C7A-41E3-B477-F2FDAA23CFDA}"/>
                             <w:text w:multiLine="1"/>
                           </w:sdtPr>
+                          <w:sdtEndPr/>
                           <w:sdtContent>
                             <w:p>
                               <w:pPr>
@@ -473,7 +476,7 @@
                       </mc:Choice>
                       <mc:Fallback>
                         <wp:positionV relativeFrom="page">
-                          <wp:posOffset>3017520</wp:posOffset>
+                          <wp:posOffset>3840480</wp:posOffset>
                         </wp:positionV>
                       </mc:Fallback>
                     </mc:AlternateContent>
@@ -539,6 +542,7 @@
                                     <w:dataBinding w:prefixMappings="xmlns:ns0='http://purl.org/dc/elements/1.1/' xmlns:ns1='http://schemas.openxmlformats.org/package/2006/metadata/core-properties' " w:xpath="/ns1:coreProperties[1]/ns0:title[1]" w:storeItemID="{6C3C8BC8-F283-45AE-878A-BAB7291924A1}"/>
                                     <w:text w:multiLine="1"/>
                                   </w:sdtPr>
+                                  <w:sdtEndPr/>
                                   <w:sdtContent>
                                     <w:r>
                                       <w:rPr>
@@ -566,6 +570,7 @@
                                   <w:dataBinding w:prefixMappings="xmlns:ns0='http://purl.org/dc/elements/1.1/' xmlns:ns1='http://schemas.openxmlformats.org/package/2006/metadata/core-properties' " w:xpath="/ns1:coreProperties[1]/ns0:subject[1]" w:storeItemID="{6C3C8BC8-F283-45AE-878A-BAB7291924A1}"/>
                                   <w:text/>
                                 </w:sdtPr>
+                                <w:sdtEndPr/>
                                 <w:sdtContent>
                                   <w:p>
                                     <w:pPr>
@@ -636,6 +641,7 @@
                               <w:dataBinding w:prefixMappings="xmlns:ns0='http://purl.org/dc/elements/1.1/' xmlns:ns1='http://schemas.openxmlformats.org/package/2006/metadata/core-properties' " w:xpath="/ns1:coreProperties[1]/ns0:title[1]" w:storeItemID="{6C3C8BC8-F283-45AE-878A-BAB7291924A1}"/>
                               <w:text w:multiLine="1"/>
                             </w:sdtPr>
+                            <w:sdtEndPr/>
                             <w:sdtContent>
                               <w:r>
                                 <w:rPr>
@@ -663,6 +669,7 @@
                             <w:dataBinding w:prefixMappings="xmlns:ns0='http://purl.org/dc/elements/1.1/' xmlns:ns1='http://schemas.openxmlformats.org/package/2006/metadata/core-properties' " w:xpath="/ns1:coreProperties[1]/ns0:subject[1]" w:storeItemID="{6C3C8BC8-F283-45AE-878A-BAB7291924A1}"/>
                             <w:text/>
                           </w:sdtPr>
+                          <w:sdtEndPr/>
                           <w:sdtContent>
                             <w:p>
                               <w:pPr>
@@ -914,6 +921,14 @@
     </w:sdt>
     <w:sdt>
       <w:sdtPr>
+        <w:rPr>
+          <w:rFonts w:asciiTheme="minorHAnsi" w:eastAsiaTheme="minorHAnsi" w:hAnsiTheme="minorHAnsi" w:cstheme="minorBidi"/>
+          <w:color w:val="auto"/>
+          <w:kern w:val="2"/>
+          <w:sz w:val="24"/>
+          <w:szCs w:val="24"/>
+          <w14:ligatures w14:val="standardContextual"/>
+        </w:rPr>
         <w:id w:val="-644823543"/>
         <w:docPartObj>
           <w:docPartGallery w:val="Table of Contents"/>
@@ -922,15 +937,9 @@
       </w:sdtPr>
       <w:sdtEndPr>
         <w:rPr>
-          <w:rFonts w:asciiTheme="minorHAnsi" w:eastAsiaTheme="minorHAnsi" w:hAnsiTheme="minorHAnsi" w:cstheme="minorBidi"/>
           <w:b/>
           <w:bCs/>
           <w:noProof/>
-          <w:color w:val="auto"/>
-          <w:kern w:val="2"/>
-          <w:sz w:val="24"/>
-          <w:szCs w:val="24"/>
-          <w14:ligatures w14:val="standardContextual"/>
         </w:rPr>
       </w:sdtEndPr>
       <w:sdtContent>
@@ -949,6 +958,7 @@
               <w:tab w:val="right" w:leader="dot" w:pos="9350"/>
             </w:tabs>
             <w:rPr>
+              <w:rFonts w:eastAsiaTheme="minorEastAsia"/>
               <w:noProof/>
             </w:rPr>
           </w:pPr>
@@ -961,7 +971,7 @@
           <w:r>
             <w:fldChar w:fldCharType="separate"/>
           </w:r>
-          <w:hyperlink w:anchor="_Toc223266135" w:history="1">
+          <w:hyperlink w:anchor="_Toc223441674" w:history="1">
             <w:r>
               <w:rPr>
                 <w:rStyle w:val="Hyperlink"/>
@@ -988,7 +998,7 @@
                 <w:noProof/>
                 <w:webHidden/>
               </w:rPr>
-              <w:instrText xml:space="preserve"> PAGEREF _Toc223266135 \h </w:instrText>
+              <w:instrText xml:space="preserve"> PAGEREF _Toc223441674 \h </w:instrText>
             </w:r>
             <w:r>
               <w:rPr>
@@ -1026,10 +1036,11 @@
               <w:tab w:val="right" w:leader="dot" w:pos="9350"/>
             </w:tabs>
             <w:rPr>
+              <w:rFonts w:eastAsiaTheme="minorEastAsia"/>
               <w:noProof/>
             </w:rPr>
           </w:pPr>
-          <w:hyperlink w:anchor="_Toc223266136" w:history="1">
+          <w:hyperlink w:anchor="_Toc223441675" w:history="1">
             <w:r>
               <w:rPr>
                 <w:rStyle w:val="Hyperlink"/>
@@ -1056,7 +1067,7 @@
                 <w:noProof/>
                 <w:webHidden/>
               </w:rPr>
-              <w:instrText xml:space="preserve"> PAGEREF _Toc223266136 \h </w:instrText>
+              <w:instrText xml:space="preserve"> PAGEREF _Toc223441675 \h </w:instrText>
             </w:r>
             <w:r>
               <w:rPr>
@@ -1094,10 +1105,11 @@
               <w:tab w:val="right" w:leader="dot" w:pos="9350"/>
             </w:tabs>
             <w:rPr>
+              <w:rFonts w:eastAsiaTheme="minorEastAsia"/>
               <w:noProof/>
             </w:rPr>
           </w:pPr>
-          <w:hyperlink w:anchor="_Toc223266137" w:history="1">
+          <w:hyperlink w:anchor="_Toc223441676" w:history="1">
             <w:r>
               <w:rPr>
                 <w:rStyle w:val="Hyperlink"/>
@@ -1124,7 +1136,7 @@
                 <w:noProof/>
                 <w:webHidden/>
               </w:rPr>
-              <w:instrText xml:space="preserve"> PAGEREF _Toc223266137 \h </w:instrText>
+              <w:instrText xml:space="preserve"> PAGEREF _Toc223441676 \h </w:instrText>
             </w:r>
             <w:r>
               <w:rPr>
@@ -1162,10 +1174,11 @@
               <w:tab w:val="right" w:leader="dot" w:pos="9350"/>
             </w:tabs>
             <w:rPr>
+              <w:rFonts w:eastAsiaTheme="minorEastAsia"/>
               <w:noProof/>
             </w:rPr>
           </w:pPr>
-          <w:hyperlink w:anchor="_Toc223266138" w:history="1">
+          <w:hyperlink w:anchor="_Toc223441677" w:history="1">
             <w:r>
               <w:rPr>
                 <w:rStyle w:val="Hyperlink"/>
@@ -1192,7 +1205,7 @@
                 <w:noProof/>
                 <w:webHidden/>
               </w:rPr>
-              <w:instrText xml:space="preserve"> PAGEREF _Toc223266138 \h </w:instrText>
+              <w:instrText xml:space="preserve"> PAGEREF _Toc223441677 \h </w:instrText>
             </w:r>
             <w:r>
               <w:rPr>
@@ -1212,7 +1225,7 @@
                 <w:noProof/>
                 <w:webHidden/>
               </w:rPr>
-              <w:t>3</w:t>
+              <w:t>4</w:t>
             </w:r>
             <w:r>
               <w:rPr>
@@ -1230,10 +1243,11 @@
               <w:tab w:val="right" w:leader="dot" w:pos="9350"/>
             </w:tabs>
             <w:rPr>
+              <w:rFonts w:eastAsiaTheme="minorEastAsia"/>
               <w:noProof/>
             </w:rPr>
           </w:pPr>
-          <w:hyperlink w:anchor="_Toc223266139" w:history="1">
+          <w:hyperlink w:anchor="_Toc223441678" w:history="1">
             <w:r>
               <w:rPr>
                 <w:rStyle w:val="Hyperlink"/>
@@ -1260,7 +1274,7 @@
                 <w:noProof/>
                 <w:webHidden/>
               </w:rPr>
-              <w:instrText xml:space="preserve"> PAGEREF _Toc223266139 \h </w:instrText>
+              <w:instrText xml:space="preserve"> PAGEREF _Toc223441678 \h </w:instrText>
             </w:r>
             <w:r>
               <w:rPr>
@@ -1280,7 +1294,7 @@
                 <w:noProof/>
                 <w:webHidden/>
               </w:rPr>
-              <w:t>7</w:t>
+              <w:t>8</w:t>
             </w:r>
             <w:r>
               <w:rPr>
@@ -1298,10 +1312,11 @@
               <w:tab w:val="right" w:leader="dot" w:pos="9350"/>
             </w:tabs>
             <w:rPr>
+              <w:rFonts w:eastAsiaTheme="minorEastAsia"/>
               <w:noProof/>
             </w:rPr>
           </w:pPr>
-          <w:hyperlink w:anchor="_Toc223266140" w:history="1">
+          <w:hyperlink w:anchor="_Toc223441679" w:history="1">
             <w:r>
               <w:rPr>
                 <w:rStyle w:val="Hyperlink"/>
@@ -1328,7 +1343,7 @@
                 <w:noProof/>
                 <w:webHidden/>
               </w:rPr>
-              <w:instrText xml:space="preserve"> PAGEREF _Toc223266140 \h </w:instrText>
+              <w:instrText xml:space="preserve"> PAGEREF _Toc223441679 \h </w:instrText>
             </w:r>
             <w:r>
               <w:rPr>
@@ -1348,7 +1363,7 @@
                 <w:noProof/>
                 <w:webHidden/>
               </w:rPr>
-              <w:t>8</w:t>
+              <w:t>10</w:t>
             </w:r>
             <w:r>
               <w:rPr>
@@ -1366,10 +1381,11 @@
               <w:tab w:val="right" w:leader="dot" w:pos="9350"/>
             </w:tabs>
             <w:rPr>
+              <w:rFonts w:eastAsiaTheme="minorEastAsia"/>
               <w:noProof/>
             </w:rPr>
           </w:pPr>
-          <w:hyperlink w:anchor="_Toc223266141" w:history="1">
+          <w:hyperlink w:anchor="_Toc223441680" w:history="1">
             <w:r>
               <w:rPr>
                 <w:rStyle w:val="Hyperlink"/>
@@ -1396,7 +1412,7 @@
                 <w:noProof/>
                 <w:webHidden/>
               </w:rPr>
-              <w:instrText xml:space="preserve"> PAGEREF _Toc223266141 \h </w:instrText>
+              <w:instrText xml:space="preserve"> PAGEREF _Toc223441680 \h </w:instrText>
             </w:r>
             <w:r>
               <w:rPr>
@@ -1416,7 +1432,7 @@
                 <w:noProof/>
                 <w:webHidden/>
               </w:rPr>
-              <w:t>10</w:t>
+              <w:t>13</w:t>
             </w:r>
             <w:r>
               <w:rPr>
@@ -1434,10 +1450,11 @@
               <w:tab w:val="right" w:leader="dot" w:pos="9350"/>
             </w:tabs>
             <w:rPr>
+              <w:rFonts w:eastAsiaTheme="minorEastAsia"/>
               <w:noProof/>
             </w:rPr>
           </w:pPr>
-          <w:hyperlink w:anchor="_Toc223266142" w:history="1">
+          <w:hyperlink w:anchor="_Toc223441681" w:history="1">
             <w:r>
               <w:rPr>
                 <w:rStyle w:val="Hyperlink"/>
@@ -1464,7 +1481,7 @@
                 <w:noProof/>
                 <w:webHidden/>
               </w:rPr>
-              <w:instrText xml:space="preserve"> PAGEREF _Toc223266142 \h </w:instrText>
+              <w:instrText xml:space="preserve"> PAGEREF _Toc223441681 \h </w:instrText>
             </w:r>
             <w:r>
               <w:rPr>
@@ -1484,7 +1501,7 @@
                 <w:noProof/>
                 <w:webHidden/>
               </w:rPr>
-              <w:t>11</w:t>
+              <w:t>14</w:t>
             </w:r>
             <w:r>
               <w:rPr>
@@ -1502,10 +1519,11 @@
               <w:tab w:val="right" w:leader="dot" w:pos="9350"/>
             </w:tabs>
             <w:rPr>
+              <w:rFonts w:eastAsiaTheme="minorEastAsia"/>
               <w:noProof/>
             </w:rPr>
           </w:pPr>
-          <w:hyperlink w:anchor="_Toc223266143" w:history="1">
+          <w:hyperlink w:anchor="_Toc223441682" w:history="1">
             <w:r>
               <w:rPr>
                 <w:rStyle w:val="Hyperlink"/>
@@ -1532,7 +1550,7 @@
                 <w:noProof/>
                 <w:webHidden/>
               </w:rPr>
-              <w:instrText xml:space="preserve"> PAGEREF _Toc223266143 \h </w:instrText>
+              <w:instrText xml:space="preserve"> PAGEREF _Toc223441682 \h </w:instrText>
             </w:r>
             <w:r>
               <w:rPr>
@@ -1552,7 +1570,7 @@
                 <w:noProof/>
                 <w:webHidden/>
               </w:rPr>
-              <w:t>12</w:t>
+              <w:t>15</w:t>
             </w:r>
             <w:r>
               <w:rPr>
@@ -1570,10 +1588,11 @@
               <w:tab w:val="right" w:leader="dot" w:pos="9350"/>
             </w:tabs>
             <w:rPr>
+              <w:rFonts w:eastAsiaTheme="minorEastAsia"/>
               <w:noProof/>
             </w:rPr>
           </w:pPr>
-          <w:hyperlink w:anchor="_Toc223266144" w:history="1">
+          <w:hyperlink w:anchor="_Toc223441683" w:history="1">
             <w:r>
               <w:rPr>
                 <w:rStyle w:val="Hyperlink"/>
@@ -1600,7 +1619,7 @@
                 <w:noProof/>
                 <w:webHidden/>
               </w:rPr>
-              <w:instrText xml:space="preserve"> PAGEREF _Toc223266144 \h </w:instrText>
+              <w:instrText xml:space="preserve"> PAGEREF _Toc223441683 \h </w:instrText>
             </w:r>
             <w:r>
               <w:rPr>
@@ -1620,7 +1639,7 @@
                 <w:noProof/>
                 <w:webHidden/>
               </w:rPr>
-              <w:t>12</w:t>
+              <w:t>15</w:t>
             </w:r>
             <w:r>
               <w:rPr>
@@ -1638,10 +1657,11 @@
               <w:tab w:val="right" w:leader="dot" w:pos="9350"/>
             </w:tabs>
             <w:rPr>
+              <w:rFonts w:eastAsiaTheme="minorEastAsia"/>
               <w:noProof/>
             </w:rPr>
           </w:pPr>
-          <w:hyperlink w:anchor="_Toc223266145" w:history="1">
+          <w:hyperlink w:anchor="_Toc223441684" w:history="1">
             <w:r>
               <w:rPr>
                 <w:rStyle w:val="Hyperlink"/>
@@ -1668,7 +1688,7 @@
                 <w:noProof/>
                 <w:webHidden/>
               </w:rPr>
-              <w:instrText xml:space="preserve"> PAGEREF _Toc223266145 \h </w:instrText>
+              <w:instrText xml:space="preserve"> PAGEREF _Toc223441684 \h </w:instrText>
             </w:r>
             <w:r>
               <w:rPr>
@@ -1688,7 +1708,7 @@
                 <w:noProof/>
                 <w:webHidden/>
               </w:rPr>
-              <w:t>12</w:t>
+              <w:t>15</w:t>
             </w:r>
             <w:r>
               <w:rPr>
@@ -1722,7 +1742,7 @@
       <w:r>
         <w:t xml:space="preserve"> </w:t>
       </w:r>
-      <w:hyperlink r:id="rId8" w:tgtFrame="_blank" w:history="1">
+      <w:hyperlink r:id="rId10" w:tgtFrame="_blank" w:history="1">
         <w:r>
           <w:rPr>
             <w:rStyle w:val="Hyperlink"/>
@@ -1735,7 +1755,7 @@
       <w:pPr>
         <w:pStyle w:val="Heading2"/>
       </w:pPr>
-      <w:bookmarkStart w:id="0" w:name="_Toc223266135"/>
+      <w:bookmarkStart w:id="0" w:name="_Toc223441674"/>
       <w:r>
         <w:t>1. Introduction</w:t>
       </w:r>
@@ -1757,7 +1777,7 @@
     <w:p>
       <w:r>
         <w:pict w14:anchorId="7C24AEBE">
-          <v:rect id="_x0000_i1069" style="width:0;height:1.5pt" o:hralign="center" o:hrstd="t" o:hrnoshade="t" o:hr="t" fillcolor="gray" stroked="f"/>
+          <v:rect id="_x0000_i1025" style="width:0;height:1.5pt" o:hralign="center" o:hrstd="t" o:hrnoshade="t" o:hr="t" fillcolor="gray" stroked="f"/>
         </w:pict>
       </w:r>
     </w:p>
@@ -1765,7 +1785,7 @@
       <w:pPr>
         <w:pStyle w:val="Heading2"/>
       </w:pPr>
-      <w:bookmarkStart w:id="1" w:name="_Toc223266136"/>
+      <w:bookmarkStart w:id="1" w:name="_Toc223441675"/>
       <w:r>
         <w:t>2. System Features &amp; Implementation</w:t>
       </w:r>
@@ -1775,7 +1795,7 @@
       <w:pPr>
         <w:pStyle w:val="Heading3"/>
       </w:pPr>
-      <w:bookmarkStart w:id="2" w:name="_Toc223266137"/>
+      <w:bookmarkStart w:id="2" w:name="_Toc223441676"/>
       <w:r>
         <w:t>Feature 1: Car Listings Display</w:t>
       </w:r>
@@ -1827,9 +1847,57 @@
     </w:p>
     <w:p>
       <w:pPr>
+        <w:ind w:left="720"/>
+      </w:pPr>
+      <w:r>
+        <w:rPr>
+          <w:noProof/>
+        </w:rPr>
+        <w:drawing>
+          <wp:inline distT="0" distB="0" distL="0" distR="0" wp14:anchorId="57BB95DA" wp14:editId="5CA97721">
+            <wp:extent cx="5943600" cy="4293235"/>
+            <wp:effectExtent l="0" t="0" r="0" b="0"/>
+            <wp:docPr id="926225866" name="Picture 1"/>
+            <wp:cNvGraphicFramePr>
+              <a:graphicFrameLocks xmlns:a="http://schemas.openxmlformats.org/drawingml/2006/main" noChangeAspect="1"/>
+            </wp:cNvGraphicFramePr>
+            <a:graphic xmlns:a="http://schemas.openxmlformats.org/drawingml/2006/main">
+              <a:graphicData uri="http://schemas.openxmlformats.org/drawingml/2006/picture">
+                <pic:pic xmlns:pic="http://schemas.openxmlformats.org/drawingml/2006/picture">
+                  <pic:nvPicPr>
+                    <pic:cNvPr id="926225866" name=""/>
+                    <pic:cNvPicPr/>
+                  </pic:nvPicPr>
+                  <pic:blipFill>
+                    <a:blip r:embed="rId11"/>
+                    <a:stretch>
+                      <a:fillRect/>
+                    </a:stretch>
+                  </pic:blipFill>
+                  <pic:spPr>
+                    <a:xfrm>
+                      <a:off x="0" y="0"/>
+                      <a:ext cx="5943600" cy="4293235"/>
+                    </a:xfrm>
+                    <a:prstGeom prst="rect">
+                      <a:avLst/>
+                    </a:prstGeom>
+                  </pic:spPr>
+                </pic:pic>
+              </a:graphicData>
+            </a:graphic>
+          </wp:inline>
+        </w:drawing>
+      </w:r>
+    </w:p>
+    <w:p>
+      <w:pPr>
         <w:ind w:left="360"/>
       </w:pPr>
       <w:r>
+        <w:rPr>
+          <w:noProof/>
+        </w:rPr>
         <w:lastRenderedPageBreak/>
         <w:drawing>
           <wp:inline distT="0" distB="0" distL="0" distR="0" wp14:anchorId="2BBA5B92" wp14:editId="344A65E3">
@@ -1847,7 +1915,7 @@
                     <pic:cNvPicPr/>
                   </pic:nvPicPr>
                   <pic:blipFill>
-                    <a:blip r:embed="rId9"/>
+                    <a:blip r:embed="rId12"/>
                     <a:stretch>
                       <a:fillRect/>
                     </a:stretch>
@@ -1873,7 +1941,9 @@
         <w:ind w:left="360"/>
       </w:pPr>
       <w:r>
-        <w:lastRenderedPageBreak/>
+        <w:rPr>
+          <w:noProof/>
+        </w:rPr>
         <w:drawing>
           <wp:inline distT="0" distB="0" distL="0" distR="0" wp14:anchorId="46616119" wp14:editId="20D6D327">
             <wp:extent cx="5334744" cy="3124636"/>
@@ -1890,7 +1960,7 @@
                     <pic:cNvPicPr/>
                   </pic:nvPicPr>
                   <pic:blipFill>
-                    <a:blip r:embed="rId10"/>
+                    <a:blip r:embed="rId13"/>
                     <a:stretch>
                       <a:fillRect/>
                     </a:stretch>
@@ -1915,7 +1985,7 @@
       <w:pPr>
         <w:pStyle w:val="Heading3"/>
       </w:pPr>
-      <w:bookmarkStart w:id="3" w:name="_Toc223266138"/>
+      <w:bookmarkStart w:id="3" w:name="_Toc223441677"/>
       <w:r>
         <w:t>Feature 2: User Roles (Inheritance)</w:t>
       </w:r>
@@ -1978,7 +2048,100 @@
         <w:ind w:left="360"/>
       </w:pPr>
       <w:r>
+        <w:rPr>
+          <w:noProof/>
+        </w:rPr>
         <w:lastRenderedPageBreak/>
+        <w:drawing>
+          <wp:inline distT="0" distB="0" distL="0" distR="0" wp14:anchorId="558710C8" wp14:editId="35982B0B">
+            <wp:extent cx="5943600" cy="2235200"/>
+            <wp:effectExtent l="0" t="0" r="0" b="0"/>
+            <wp:docPr id="1279588394" name="Picture 1"/>
+            <wp:cNvGraphicFramePr>
+              <a:graphicFrameLocks xmlns:a="http://schemas.openxmlformats.org/drawingml/2006/main" noChangeAspect="1"/>
+            </wp:cNvGraphicFramePr>
+            <a:graphic xmlns:a="http://schemas.openxmlformats.org/drawingml/2006/main">
+              <a:graphicData uri="http://schemas.openxmlformats.org/drawingml/2006/picture">
+                <pic:pic xmlns:pic="http://schemas.openxmlformats.org/drawingml/2006/picture">
+                  <pic:nvPicPr>
+                    <pic:cNvPr id="1279588394" name=""/>
+                    <pic:cNvPicPr/>
+                  </pic:nvPicPr>
+                  <pic:blipFill>
+                    <a:blip r:embed="rId14"/>
+                    <a:stretch>
+                      <a:fillRect/>
+                    </a:stretch>
+                  </pic:blipFill>
+                  <pic:spPr>
+                    <a:xfrm>
+                      <a:off x="0" y="0"/>
+                      <a:ext cx="5943600" cy="2235200"/>
+                    </a:xfrm>
+                    <a:prstGeom prst="rect">
+                      <a:avLst/>
+                    </a:prstGeom>
+                  </pic:spPr>
+                </pic:pic>
+              </a:graphicData>
+            </a:graphic>
+          </wp:inline>
+        </w:drawing>
+      </w:r>
+    </w:p>
+    <w:p>
+      <w:pPr>
+        <w:ind w:left="360"/>
+      </w:pPr>
+      <w:r>
+        <w:rPr>
+          <w:noProof/>
+        </w:rPr>
+        <w:drawing>
+          <wp:inline distT="0" distB="0" distL="0" distR="0" wp14:anchorId="4C68B55A" wp14:editId="4D3FCDEB">
+            <wp:extent cx="5943600" cy="1425575"/>
+            <wp:effectExtent l="0" t="0" r="0" b="3175"/>
+            <wp:docPr id="830416678" name="Picture 1"/>
+            <wp:cNvGraphicFramePr>
+              <a:graphicFrameLocks xmlns:a="http://schemas.openxmlformats.org/drawingml/2006/main" noChangeAspect="1"/>
+            </wp:cNvGraphicFramePr>
+            <a:graphic xmlns:a="http://schemas.openxmlformats.org/drawingml/2006/main">
+              <a:graphicData uri="http://schemas.openxmlformats.org/drawingml/2006/picture">
+                <pic:pic xmlns:pic="http://schemas.openxmlformats.org/drawingml/2006/picture">
+                  <pic:nvPicPr>
+                    <pic:cNvPr id="830416678" name=""/>
+                    <pic:cNvPicPr/>
+                  </pic:nvPicPr>
+                  <pic:blipFill>
+                    <a:blip r:embed="rId15"/>
+                    <a:stretch>
+                      <a:fillRect/>
+                    </a:stretch>
+                  </pic:blipFill>
+                  <pic:spPr>
+                    <a:xfrm>
+                      <a:off x="0" y="0"/>
+                      <a:ext cx="5943600" cy="1425575"/>
+                    </a:xfrm>
+                    <a:prstGeom prst="rect">
+                      <a:avLst/>
+                    </a:prstGeom>
+                  </pic:spPr>
+                </pic:pic>
+              </a:graphicData>
+            </a:graphic>
+          </wp:inline>
+        </w:drawing>
+      </w:r>
+    </w:p>
+    <w:p>
+      <w:pPr>
+        <w:ind w:left="360"/>
+      </w:pPr>
+      <w:r>
+        <w:rPr>
+          <w:noProof/>
+        </w:rPr>
         <w:drawing>
           <wp:inline distT="0" distB="0" distL="0" distR="0" wp14:anchorId="52D3C00B" wp14:editId="5FC298D0">
             <wp:extent cx="5943600" cy="6626225"/>
@@ -1995,7 +2158,7 @@
                     <pic:cNvPicPr/>
                   </pic:nvPicPr>
                   <pic:blipFill>
-                    <a:blip r:embed="rId11"/>
+                    <a:blip r:embed="rId16"/>
                     <a:stretch>
                       <a:fillRect/>
                     </a:stretch>
@@ -2021,6 +2184,9 @@
         <w:ind w:left="360"/>
       </w:pPr>
       <w:r>
+        <w:rPr>
+          <w:noProof/>
+        </w:rPr>
         <w:lastRenderedPageBreak/>
         <w:drawing>
           <wp:inline distT="0" distB="0" distL="0" distR="0" wp14:anchorId="613022EC" wp14:editId="4C4CAB2C">
@@ -2038,7 +2204,7 @@
                     <pic:cNvPicPr/>
                   </pic:nvPicPr>
                   <pic:blipFill>
-                    <a:blip r:embed="rId12"/>
+                    <a:blip r:embed="rId17"/>
                     <a:stretch>
                       <a:fillRect/>
                     </a:stretch>
@@ -2064,6 +2230,9 @@
         <w:ind w:left="360"/>
       </w:pPr>
       <w:r>
+        <w:rPr>
+          <w:noProof/>
+        </w:rPr>
         <w:lastRenderedPageBreak/>
         <w:drawing>
           <wp:inline distT="0" distB="0" distL="0" distR="0" wp14:anchorId="329B3343" wp14:editId="75231EEA">
@@ -2081,7 +2250,7 @@
                     <pic:cNvPicPr/>
                   </pic:nvPicPr>
                   <pic:blipFill>
-                    <a:blip r:embed="rId13"/>
+                    <a:blip r:embed="rId18"/>
                     <a:stretch>
                       <a:fillRect/>
                     </a:stretch>
@@ -2107,6 +2276,9 @@
         <w:ind w:left="360"/>
       </w:pPr>
       <w:r>
+        <w:rPr>
+          <w:noProof/>
+        </w:rPr>
         <w:lastRenderedPageBreak/>
         <w:drawing>
           <wp:inline distT="0" distB="0" distL="0" distR="0" wp14:anchorId="4BD75C45" wp14:editId="0B4792FE">
@@ -2124,7 +2296,7 @@
                     <pic:cNvPicPr/>
                   </pic:nvPicPr>
                   <pic:blipFill>
-                    <a:blip r:embed="rId14"/>
+                    <a:blip r:embed="rId19"/>
                     <a:stretch>
                       <a:fillRect/>
                     </a:stretch>
@@ -2149,7 +2321,7 @@
       <w:pPr>
         <w:pStyle w:val="Heading3"/>
       </w:pPr>
-      <w:bookmarkStart w:id="4" w:name="_Toc223266139"/>
+      <w:bookmarkStart w:id="4" w:name="_Toc223441678"/>
       <w:r>
         <w:t>Feature 3: Add to Favorites (Aggregation)</w:t>
       </w:r>
@@ -2209,6 +2381,188 @@
     </w:p>
     <w:p>
       <w:pPr>
+        <w:pStyle w:val="ListParagraph"/>
+        <w:numPr>
+          <w:ilvl w:val="0"/>
+          <w:numId w:val="3"/>
+        </w:numPr>
+      </w:pPr>
+      <w:r>
+        <w:rPr>
+          <w:noProof/>
+        </w:rPr>
+        <w:lastRenderedPageBreak/>
+        <mc:AlternateContent>
+          <mc:Choice Requires="wpi">
+            <w:drawing>
+              <wp:anchor distT="0" distB="0" distL="114300" distR="114300" simplePos="0" relativeHeight="251666432" behindDoc="0" locked="0" layoutInCell="1" allowOverlap="1" wp14:anchorId="31156969" wp14:editId="6A1DEA35">
+                <wp:simplePos x="0" y="0"/>
+                <wp:positionH relativeFrom="column">
+                  <wp:posOffset>4170410</wp:posOffset>
+                </wp:positionH>
+                <wp:positionV relativeFrom="paragraph">
+                  <wp:posOffset>3783830</wp:posOffset>
+                </wp:positionV>
+                <wp:extent cx="1161000" cy="791640"/>
+                <wp:effectExtent l="95250" t="95250" r="77470" b="104140"/>
+                <wp:wrapNone/>
+                <wp:docPr id="591536662" name="Ink 8"/>
+                <wp:cNvGraphicFramePr/>
+                <a:graphic xmlns:a="http://schemas.openxmlformats.org/drawingml/2006/main">
+                  <a:graphicData uri="http://schemas.microsoft.com/office/word/2010/wordprocessingInk">
+                    <w14:contentPart bwMode="auto" r:id="rId20">
+                      <w14:nvContentPartPr>
+                        <w14:cNvContentPartPr/>
+                      </w14:nvContentPartPr>
+                      <w14:xfrm>
+                        <a:off x="0" y="0"/>
+                        <a:ext cx="1161000" cy="791640"/>
+                      </w14:xfrm>
+                    </w14:contentPart>
+                  </a:graphicData>
+                </a:graphic>
+              </wp:anchor>
+            </w:drawing>
+          </mc:Choice>
+          <mc:Fallback>
+            <w:pict>
+              <v:shapetype w14:anchorId="1B07D639" id="_x0000_t75" coordsize="21600,21600" o:spt="75" o:preferrelative="t" path="m@4@5l@4@11@9@11@9@5xe" filled="f" stroked="f">
+                <v:stroke joinstyle="miter"/>
+                <v:formulas>
+                  <v:f eqn="if lineDrawn pixelLineWidth 0"/>
+                  <v:f eqn="sum @0 1 0"/>
+                  <v:f eqn="sum 0 0 @1"/>
+                  <v:f eqn="prod @2 1 2"/>
+                  <v:f eqn="prod @3 21600 pixelWidth"/>
+                  <v:f eqn="prod @3 21600 pixelHeight"/>
+                  <v:f eqn="sum @0 0 1"/>
+                  <v:f eqn="prod @6 1 2"/>
+                  <v:f eqn="prod @7 21600 pixelWidth"/>
+                  <v:f eqn="sum @8 21600 0"/>
+                  <v:f eqn="prod @7 21600 pixelHeight"/>
+                  <v:f eqn="sum @10 21600 0"/>
+                </v:formulas>
+                <v:path o:extrusionok="f" gradientshapeok="t" o:connecttype="rect"/>
+                <o:lock v:ext="edit" aspectratio="t"/>
+              </v:shapetype>
+              <v:shape id="Ink 8" o:spid="_x0000_s1026" type="#_x0000_t75" style="position:absolute;margin-left:325.55pt;margin-top:295.1pt;width:97.05pt;height:68pt;z-index:251666432;visibility:visible;mso-wrap-style:square;mso-wrap-distance-left:9pt;mso-wrap-distance-top:0;mso-wrap-distance-right:9pt;mso-wrap-distance-bottom:0;mso-position-horizontal:absolute;mso-position-horizontal-relative:text;mso-position-vertical:absolute;mso-position-vertical-relative:text" o:gfxdata="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">
+                <v:imagedata r:id="rId21" o:title=""/>
+              </v:shape>
+            </w:pict>
+          </mc:Fallback>
+        </mc:AlternateContent>
+      </w:r>
+      <w:r>
+        <w:rPr>
+          <w:noProof/>
+        </w:rPr>
+        <w:drawing>
+          <wp:anchor distT="0" distB="0" distL="114300" distR="114300" simplePos="0" relativeHeight="251665408" behindDoc="0" locked="0" layoutInCell="1" allowOverlap="1" wp14:anchorId="2D12538D" wp14:editId="0CB7FB21">
+            <wp:simplePos x="0" y="0"/>
+            <wp:positionH relativeFrom="column">
+              <wp:posOffset>-171450</wp:posOffset>
+            </wp:positionH>
+            <wp:positionV relativeFrom="paragraph">
+              <wp:posOffset>2692400</wp:posOffset>
+            </wp:positionV>
+            <wp:extent cx="5943600" cy="4834890"/>
+            <wp:effectExtent l="0" t="0" r="0" b="3810"/>
+            <wp:wrapSquare wrapText="bothSides"/>
+            <wp:docPr id="135985967" name="Picture 1"/>
+            <wp:cNvGraphicFramePr>
+              <a:graphicFrameLocks xmlns:a="http://schemas.openxmlformats.org/drawingml/2006/main" noChangeAspect="1"/>
+            </wp:cNvGraphicFramePr>
+            <a:graphic xmlns:a="http://schemas.openxmlformats.org/drawingml/2006/main">
+              <a:graphicData uri="http://schemas.openxmlformats.org/drawingml/2006/picture">
+                <pic:pic xmlns:pic="http://schemas.openxmlformats.org/drawingml/2006/picture">
+                  <pic:nvPicPr>
+                    <pic:cNvPr id="135985967" name=""/>
+                    <pic:cNvPicPr/>
+                  </pic:nvPicPr>
+                  <pic:blipFill>
+                    <a:blip r:embed="rId22">
+                      <a:extLst>
+                        <a:ext uri="{28A0092B-C50C-407E-A947-70E740481C1C}">
+                          <a14:useLocalDpi xmlns:a14="http://schemas.microsoft.com/office/drawing/2010/main" val="0"/>
+                        </a:ext>
+                      </a:extLst>
+                    </a:blip>
+                    <a:stretch>
+                      <a:fillRect/>
+                    </a:stretch>
+                  </pic:blipFill>
+                  <pic:spPr>
+                    <a:xfrm>
+                      <a:off x="0" y="0"/>
+                      <a:ext cx="5943600" cy="4834890"/>
+                    </a:xfrm>
+                    <a:prstGeom prst="rect">
+                      <a:avLst/>
+                    </a:prstGeom>
+                  </pic:spPr>
+                </pic:pic>
+              </a:graphicData>
+            </a:graphic>
+          </wp:anchor>
+        </w:drawing>
+      </w:r>
+      <w:r>
+        <w:rPr>
+          <w:noProof/>
+        </w:rPr>
+        <w:drawing>
+          <wp:anchor distT="0" distB="0" distL="114300" distR="114300" simplePos="0" relativeHeight="251664384" behindDoc="0" locked="0" layoutInCell="1" allowOverlap="1" wp14:anchorId="6A038562" wp14:editId="6FD8C3C9">
+            <wp:simplePos x="0" y="0"/>
+            <wp:positionH relativeFrom="column">
+              <wp:posOffset>-114300</wp:posOffset>
+            </wp:positionH>
+            <wp:positionV relativeFrom="paragraph">
+              <wp:posOffset>0</wp:posOffset>
+            </wp:positionV>
+            <wp:extent cx="5943600" cy="2596515"/>
+            <wp:effectExtent l="0" t="0" r="0" b="0"/>
+            <wp:wrapSquare wrapText="bothSides"/>
+            <wp:docPr id="684024270" name="Picture 1"/>
+            <wp:cNvGraphicFramePr>
+              <a:graphicFrameLocks xmlns:a="http://schemas.openxmlformats.org/drawingml/2006/main" noChangeAspect="1"/>
+            </wp:cNvGraphicFramePr>
+            <a:graphic xmlns:a="http://schemas.openxmlformats.org/drawingml/2006/main">
+              <a:graphicData uri="http://schemas.openxmlformats.org/drawingml/2006/picture">
+                <pic:pic xmlns:pic="http://schemas.openxmlformats.org/drawingml/2006/picture">
+                  <pic:nvPicPr>
+                    <pic:cNvPr id="684024270" name=""/>
+                    <pic:cNvPicPr/>
+                  </pic:nvPicPr>
+                  <pic:blipFill>
+                    <a:blip r:embed="rId23">
+                      <a:extLst>
+                        <a:ext uri="{28A0092B-C50C-407E-A947-70E740481C1C}">
+                          <a14:useLocalDpi xmlns:a14="http://schemas.microsoft.com/office/drawing/2010/main" val="0"/>
+                        </a:ext>
+                      </a:extLst>
+                    </a:blip>
+                    <a:stretch>
+                      <a:fillRect/>
+                    </a:stretch>
+                  </pic:blipFill>
+                  <pic:spPr>
+                    <a:xfrm>
+                      <a:off x="0" y="0"/>
+                      <a:ext cx="5943600" cy="2596515"/>
+                    </a:xfrm>
+                    <a:prstGeom prst="rect">
+                      <a:avLst/>
+                    </a:prstGeom>
+                  </pic:spPr>
+                </pic:pic>
+              </a:graphicData>
+            </a:graphic>
+          </wp:anchor>
+        </w:drawing>
+      </w:r>
+    </w:p>
+    <w:p>
+      <w:pPr>
         <w:rPr>
           <w:b/>
           <w:bCs/>
@@ -2218,6 +2572,7 @@
         <w:rPr>
           <w:b/>
           <w:bCs/>
+          <w:noProof/>
         </w:rPr>
         <w:lastRenderedPageBreak/>
         <w:drawing>
@@ -2236,7 +2591,7 @@
                     <pic:cNvPicPr/>
                   </pic:nvPicPr>
                   <pic:blipFill>
-                    <a:blip r:embed="rId15"/>
+                    <a:blip r:embed="rId24"/>
                     <a:stretch>
                       <a:fillRect/>
                     </a:stretch>
@@ -2261,7 +2616,7 @@
       <w:pPr>
         <w:pStyle w:val="Heading3"/>
       </w:pPr>
-      <w:bookmarkStart w:id="5" w:name="_Toc223266140"/>
+      <w:bookmarkStart w:id="5" w:name="_Toc223441679"/>
       <w:r>
         <w:t>Feature 4: Messaging System (Association)</w:t>
       </w:r>
@@ -2305,9 +2660,128 @@
     </w:p>
     <w:p>
       <w:pPr>
+        <w:pStyle w:val="ListParagraph"/>
+        <w:numPr>
+          <w:ilvl w:val="0"/>
+          <w:numId w:val="4"/>
+        </w:numPr>
+      </w:pPr>
+      <w:r>
+        <w:rPr>
+          <w:noProof/>
+        </w:rPr>
+        <w:lastRenderedPageBreak/>
+        <w:drawing>
+          <wp:anchor distT="0" distB="0" distL="114300" distR="114300" simplePos="0" relativeHeight="251667456" behindDoc="0" locked="0" layoutInCell="1" allowOverlap="1" wp14:anchorId="3AE81335" wp14:editId="5B23D445">
+            <wp:simplePos x="0" y="0"/>
+            <wp:positionH relativeFrom="column">
+              <wp:posOffset>541020</wp:posOffset>
+            </wp:positionH>
+            <wp:positionV relativeFrom="paragraph">
+              <wp:posOffset>0</wp:posOffset>
+            </wp:positionV>
+            <wp:extent cx="2600960" cy="4191000"/>
+            <wp:effectExtent l="0" t="0" r="8890" b="0"/>
+            <wp:wrapSquare wrapText="bothSides"/>
+            <wp:docPr id="290457673" name="Picture 1"/>
+            <wp:cNvGraphicFramePr>
+              <a:graphicFrameLocks xmlns:a="http://schemas.openxmlformats.org/drawingml/2006/main" noChangeAspect="1"/>
+            </wp:cNvGraphicFramePr>
+            <a:graphic xmlns:a="http://schemas.openxmlformats.org/drawingml/2006/main">
+              <a:graphicData uri="http://schemas.openxmlformats.org/drawingml/2006/picture">
+                <pic:pic xmlns:pic="http://schemas.openxmlformats.org/drawingml/2006/picture">
+                  <pic:nvPicPr>
+                    <pic:cNvPr id="290457673" name=""/>
+                    <pic:cNvPicPr/>
+                  </pic:nvPicPr>
+                  <pic:blipFill>
+                    <a:blip r:embed="rId25">
+                      <a:extLst>
+                        <a:ext uri="{28A0092B-C50C-407E-A947-70E740481C1C}">
+                          <a14:useLocalDpi xmlns:a14="http://schemas.microsoft.com/office/drawing/2010/main" val="0"/>
+                        </a:ext>
+                      </a:extLst>
+                    </a:blip>
+                    <a:stretch>
+                      <a:fillRect/>
+                    </a:stretch>
+                  </pic:blipFill>
+                  <pic:spPr>
+                    <a:xfrm>
+                      <a:off x="0" y="0"/>
+                      <a:ext cx="2600960" cy="4191000"/>
+                    </a:xfrm>
+                    <a:prstGeom prst="rect">
+                      <a:avLst/>
+                    </a:prstGeom>
+                  </pic:spPr>
+                </pic:pic>
+              </a:graphicData>
+            </a:graphic>
+            <wp14:sizeRelH relativeFrom="margin">
+              <wp14:pctWidth>0</wp14:pctWidth>
+            </wp14:sizeRelH>
+            <wp14:sizeRelV relativeFrom="margin">
+              <wp14:pctHeight>0</wp14:pctHeight>
+            </wp14:sizeRelV>
+          </wp:anchor>
+        </w:drawing>
+      </w:r>
+      <w:r>
+        <w:rPr>
+          <w:noProof/>
+        </w:rPr>
+        <w:drawing>
+          <wp:inline distT="0" distB="0" distL="0" distR="0" wp14:anchorId="740C2E37" wp14:editId="19D4D954">
+            <wp:extent cx="4716780" cy="3810000"/>
+            <wp:effectExtent l="0" t="0" r="7620" b="0"/>
+            <wp:docPr id="352202361" name="Picture 1"/>
+            <wp:cNvGraphicFramePr>
+              <a:graphicFrameLocks xmlns:a="http://schemas.openxmlformats.org/drawingml/2006/main" noChangeAspect="1"/>
+            </wp:cNvGraphicFramePr>
+            <a:graphic xmlns:a="http://schemas.openxmlformats.org/drawingml/2006/main">
+              <a:graphicData uri="http://schemas.openxmlformats.org/drawingml/2006/picture">
+                <pic:pic xmlns:pic="http://schemas.openxmlformats.org/drawingml/2006/picture">
+                  <pic:nvPicPr>
+                    <pic:cNvPr id="352202361" name=""/>
+                    <pic:cNvPicPr/>
+                  </pic:nvPicPr>
+                  <pic:blipFill>
+                    <a:blip r:embed="rId26">
+                      <a:extLst>
+                        <a:ext uri="{28A0092B-C50C-407E-A947-70E740481C1C}">
+                          <a14:useLocalDpi xmlns:a14="http://schemas.microsoft.com/office/drawing/2010/main" val="0"/>
+                        </a:ext>
+                      </a:extLst>
+                    </a:blip>
+                    <a:stretch>
+                      <a:fillRect/>
+                    </a:stretch>
+                  </pic:blipFill>
+                  <pic:spPr>
+                    <a:xfrm>
+                      <a:off x="0" y="0"/>
+                      <a:ext cx="4716780" cy="3810000"/>
+                    </a:xfrm>
+                    <a:prstGeom prst="rect">
+                      <a:avLst/>
+                    </a:prstGeom>
+                  </pic:spPr>
+                </pic:pic>
+              </a:graphicData>
+            </a:graphic>
+          </wp:inline>
+        </w:drawing>
+      </w:r>
+    </w:p>
+    <w:p>
+      <w:pPr>
         <w:ind w:left="360"/>
       </w:pPr>
       <w:r>
+        <w:rPr>
+          <w:noProof/>
+        </w:rPr>
         <w:lastRenderedPageBreak/>
         <w:drawing>
           <wp:inline distT="0" distB="0" distL="0" distR="0" wp14:anchorId="35F9AAFD" wp14:editId="0353A3CA">
@@ -2325,7 +2799,7 @@
                     <pic:cNvPicPr/>
                   </pic:nvPicPr>
                   <pic:blipFill>
-                    <a:blip r:embed="rId16"/>
+                    <a:blip r:embed="rId27"/>
                     <a:stretch>
                       <a:fillRect/>
                     </a:stretch>
@@ -2355,7 +2829,7 @@
       <w:r>
         <w:lastRenderedPageBreak/>
         <w:pict w14:anchorId="2650B00D">
-          <v:rect id="_x0000_i1070" style="width:0;height:1.5pt" o:hralign="center" o:hrstd="t" o:hrnoshade="t" o:hr="t" fillcolor="gray" stroked="f"/>
+          <v:rect id="_x0000_i1026" style="width:0;height:1.5pt" o:hralign="center" o:hrstd="t" o:hrnoshade="t" o:hr="t" fillcolor="gray" stroked="f"/>
         </w:pict>
       </w:r>
     </w:p>
@@ -2363,7 +2837,7 @@
       <w:pPr>
         <w:pStyle w:val="Heading2"/>
       </w:pPr>
-      <w:bookmarkStart w:id="6" w:name="_Toc223266141"/>
+      <w:bookmarkStart w:id="6" w:name="_Toc223441680"/>
       <w:r>
         <w:t>3. OOP Concepts Applied</w:t>
       </w:r>
@@ -2975,73 +3449,44 @@
     </w:tbl>
     <w:p>
       <w:pPr>
+        <w:spacing w:line="480" w:lineRule="auto"/>
+        <w:rPr>
+          <w:kern w:val="0"/>
+          <w:sz w:val="48"/>
+          <w:szCs w:val="48"/>
+          <w14:ligatures w14:val="none"/>
+        </w:rPr>
+      </w:pPr>
+      <w:r>
+        <w:rPr>
+          <w:sz w:val="48"/>
+          <w:szCs w:val="48"/>
+        </w:rPr>
+        <w:t>Class diagram:</w:t>
+      </w:r>
+    </w:p>
+    <w:p>
+      <w:pPr>
         <w:pStyle w:val="Heading3"/>
       </w:pPr>
-      <w:bookmarkStart w:id="7" w:name="_Toc223266142"/>
       <w:r>
         <w:rPr>
           <w:noProof/>
         </w:rPr>
         <w:lastRenderedPageBreak/>
         <w:drawing>
-          <wp:anchor distT="0" distB="0" distL="114300" distR="114300" simplePos="0" relativeHeight="251663360" behindDoc="1" locked="0" layoutInCell="1" allowOverlap="1" wp14:anchorId="54FDEB0C" wp14:editId="6FC533D7">
+          <wp:anchor distT="0" distB="0" distL="114300" distR="114300" simplePos="0" relativeHeight="251669504" behindDoc="0" locked="0" layoutInCell="1" allowOverlap="1" wp14:anchorId="351345F8" wp14:editId="64B527D7">
             <wp:simplePos x="0" y="0"/>
             <wp:positionH relativeFrom="margin">
-              <wp:posOffset>46990</wp:posOffset>
+              <wp:align>center</wp:align>
             </wp:positionH>
             <wp:positionV relativeFrom="paragraph">
               <wp:posOffset>0</wp:posOffset>
             </wp:positionV>
-            <wp:extent cx="5946140" cy="8595995"/>
-            <wp:effectExtent l="0" t="0" r="0" b="0"/>
-            <wp:wrapTight wrapText="bothSides">
-              <wp:wrapPolygon edited="0">
-                <wp:start x="623" y="191"/>
-                <wp:lineTo x="554" y="1053"/>
-                <wp:lineTo x="3460" y="1819"/>
-                <wp:lineTo x="3598" y="5266"/>
-                <wp:lineTo x="3944" y="5649"/>
-                <wp:lineTo x="4290" y="5649"/>
-                <wp:lineTo x="4083" y="5840"/>
-                <wp:lineTo x="3875" y="6271"/>
-                <wp:lineTo x="484" y="7085"/>
-                <wp:lineTo x="484" y="10388"/>
-                <wp:lineTo x="2214" y="11010"/>
-                <wp:lineTo x="2560" y="11010"/>
-                <wp:lineTo x="1176" y="11345"/>
-                <wp:lineTo x="346" y="11680"/>
-                <wp:lineTo x="415" y="15749"/>
-                <wp:lineTo x="11141" y="16371"/>
-                <wp:lineTo x="13494" y="16371"/>
-                <wp:lineTo x="10519" y="16658"/>
-                <wp:lineTo x="9550" y="16850"/>
-                <wp:lineTo x="9550" y="21062"/>
-                <wp:lineTo x="9896" y="21397"/>
-                <wp:lineTo x="9965" y="21493"/>
-                <wp:lineTo x="14394" y="21493"/>
-                <wp:lineTo x="17992" y="21397"/>
-                <wp:lineTo x="21452" y="21206"/>
-                <wp:lineTo x="21452" y="17041"/>
-                <wp:lineTo x="20068" y="16802"/>
-                <wp:lineTo x="17162" y="16371"/>
-                <wp:lineTo x="17577" y="15605"/>
-                <wp:lineTo x="17716" y="11728"/>
-                <wp:lineTo x="17231" y="11489"/>
-                <wp:lineTo x="15709" y="11010"/>
-                <wp:lineTo x="16470" y="11010"/>
-                <wp:lineTo x="18823" y="10435"/>
-                <wp:lineTo x="18823" y="7180"/>
-                <wp:lineTo x="17854" y="6319"/>
-                <wp:lineTo x="15778" y="5649"/>
-                <wp:lineTo x="17716" y="5649"/>
-                <wp:lineTo x="19307" y="5313"/>
-                <wp:lineTo x="19307" y="1819"/>
-                <wp:lineTo x="20691" y="1053"/>
-                <wp:lineTo x="20622" y="191"/>
-                <wp:lineTo x="623" y="191"/>
-              </wp:wrapPolygon>
-            </wp:wrapTight>
-            <wp:docPr id="94065583" name="Picture 1"/>
+            <wp:extent cx="7150100" cy="11480800"/>
+            <wp:effectExtent l="0" t="0" r="0" b="6350"/>
+            <wp:wrapSquare wrapText="bothSides"/>
+            <wp:docPr id="9829903" name="Picture 6"/>
             <wp:cNvGraphicFramePr>
               <a:graphicFrameLocks xmlns:a="http://schemas.openxmlformats.org/drawingml/2006/main" noChangeAspect="1"/>
             </wp:cNvGraphicFramePr>
@@ -3049,11 +3494,11 @@
               <a:graphicData uri="http://schemas.openxmlformats.org/drawingml/2006/picture">
                 <pic:pic xmlns:pic="http://schemas.openxmlformats.org/drawingml/2006/picture">
                   <pic:nvPicPr>
-                    <pic:cNvPr id="94065583" name="Picture 94065583"/>
+                    <pic:cNvPr id="9829903" name="Picture 9829903"/>
                     <pic:cNvPicPr/>
                   </pic:nvPicPr>
                   <pic:blipFill>
-                    <a:blip r:embed="rId17">
+                    <a:blip r:embed="rId28">
                       <a:extLst>
                         <a:ext uri="{28A0092B-C50C-407E-A947-70E740481C1C}">
                           <a14:useLocalDpi xmlns:a14="http://schemas.microsoft.com/office/drawing/2010/main" val="0"/>
@@ -3067,7 +3512,7 @@
                   <pic:spPr>
                     <a:xfrm>
                       <a:off x="0" y="0"/>
-                      <a:ext cx="5946140" cy="8595995"/>
+                      <a:ext cx="7150100" cy="11480800"/>
                     </a:xfrm>
                     <a:prstGeom prst="rect">
                       <a:avLst/>
@@ -3076,25 +3521,21 @@
                 </pic:pic>
               </a:graphicData>
             </a:graphic>
-            <wp14:sizeRelH relativeFrom="margin">
+            <wp14:sizeRelH relativeFrom="page">
               <wp14:pctWidth>0</wp14:pctWidth>
             </wp14:sizeRelH>
-            <wp14:sizeRelV relativeFrom="margin">
+            <wp14:sizeRelV relativeFrom="page">
               <wp14:pctHeight>0</wp14:pctHeight>
             </wp14:sizeRelV>
           </wp:anchor>
         </w:drawing>
       </w:r>
-      <w:r>
-        <w:t>Class diagram:</w:t>
-      </w:r>
-      <w:bookmarkEnd w:id="7"/>
     </w:p>
     <w:p/>
     <w:p>
       <w:r>
         <w:pict w14:anchorId="17DE3FF4">
-          <v:rect id="_x0000_i1092" style="width:0;height:1.5pt" o:hralign="center" o:hrstd="t" o:hrnoshade="t" o:hr="t" fillcolor="gray" stroked="f"/>
+          <v:rect id="_x0000_i1027" style="width:0;height:1.5pt" o:hralign="center" o:hrstd="t" o:hrnoshade="t" o:hr="t" fillcolor="gray" stroked="f"/>
         </w:pict>
       </w:r>
     </w:p>
@@ -3102,21 +3543,21 @@
       <w:pPr>
         <w:pStyle w:val="Heading2"/>
       </w:pPr>
-      <w:bookmarkStart w:id="8" w:name="_Toc223266143"/>
+      <w:bookmarkStart w:id="7" w:name="_Toc223441682"/>
       <w:r>
         <w:t>5. Final Output &amp; Execution</w:t>
       </w:r>
-      <w:bookmarkEnd w:id="8"/>
+      <w:bookmarkEnd w:id="7"/>
     </w:p>
     <w:p>
       <w:pPr>
         <w:pStyle w:val="Heading3"/>
       </w:pPr>
-      <w:bookmarkStart w:id="9" w:name="_Toc223266144"/>
+      <w:bookmarkStart w:id="8" w:name="_Toc223441683"/>
       <w:r>
         <w:t>How to Compile:</w:t>
       </w:r>
-      <w:bookmarkEnd w:id="9"/>
+      <w:bookmarkEnd w:id="8"/>
     </w:p>
     <w:p>
       <w:r>
@@ -3197,11 +3638,11 @@
       <w:pPr>
         <w:pStyle w:val="Heading3"/>
       </w:pPr>
-      <w:bookmarkStart w:id="10" w:name="_Toc223266145"/>
+      <w:bookmarkStart w:id="9" w:name="_Toc223441684"/>
       <w:r>
         <w:t>Expected Output:</w:t>
       </w:r>
-      <w:bookmarkEnd w:id="10"/>
+      <w:bookmarkEnd w:id="9"/>
     </w:p>
     <w:p>
       <w:r>
@@ -3210,7 +3651,9 @@
     </w:p>
     <w:p>
       <w:r>
-        <w:lastRenderedPageBreak/>
+        <w:rPr>
+          <w:noProof/>
+        </w:rPr>
         <w:drawing>
           <wp:inline distT="0" distB="0" distL="0" distR="0" wp14:anchorId="2E7DE50D" wp14:editId="2EC8FCE4">
             <wp:extent cx="4760595" cy="8229600"/>
@@ -3227,7 +3670,7 @@
                     <pic:cNvPicPr/>
                   </pic:nvPicPr>
                   <pic:blipFill>
-                    <a:blip r:embed="rId18"/>
+                    <a:blip r:embed="rId29"/>
                     <a:stretch>
                       <a:fillRect/>
                     </a:stretch>
@@ -3251,8 +3694,9 @@
     <w:p/>
     <w:p/>
     <w:sectPr>
-      <w:pgSz w:w="12240" w:h="15840"/>
-      <w:pgMar w:top="1440" w:right="1440" w:bottom="1440" w:left="1440" w:header="720" w:footer="720" w:gutter="0"/>
+      <w:footerReference w:type="default" r:id="rId30"/>
+      <w:pgSz w:w="12240" w:h="20160" w:code="5"/>
+      <w:pgMar w:top="720" w:right="720" w:bottom="720" w:left="720" w:header="720" w:footer="720" w:gutter="0"/>
       <w:pgBorders w:offsetFrom="page">
         <w:top w:val="single" w:sz="4" w:space="24" w:color="auto"/>
         <w:left w:val="single" w:sz="4" w:space="24" w:color="auto"/>
@@ -3266,6 +3710,111 @@
     </w:sectPr>
   </w:body>
 </w:document>
+</file>
+
+<file path=word/endnotes.xml><?xml version="1.0" encoding="utf-8"?>
+<w:endnotes xmlns:wpc="http://schemas.microsoft.com/office/word/2010/wordprocessingCanvas" xmlns:cx="http://schemas.microsoft.com/office/drawing/2014/chartex" xmlns:cx1="http://schemas.microsoft.com/office/drawing/2015/9/8/chartex" xmlns:cx2="http://schemas.microsoft.com/office/drawing/2015/10/21/chartex" xmlns:cx3="http://schemas.microsoft.com/office/drawing/2016/5/9/chartex" xmlns:cx4="http://schemas.microsoft.com/office/drawing/2016/5/10/chartex" xmlns:cx5="http://schemas.microsoft.com/office/drawing/2016/5/11/chartex" xmlns:cx6="http://schemas.microsoft.com/office/drawing/2016/5/12/chartex" xmlns:cx7="http://schemas.microsoft.com/office/drawing/2016/5/13/chartex" xmlns:cx8="http://schemas.microsoft.com/office/drawing/2016/5/14/chartex" xmlns:mc="http://schemas.openxmlformats.org/markup-compatibility/2006" xmlns:aink="http://schemas.microsoft.com/office/drawing/2016/ink" xmlns:am3d="http://schemas.microsoft.com/office/drawing/2017/model3d" xmlns:o="urn:schemas-microsoft-com:office:office" xmlns:oel="http://schemas.microsoft.com/office/2019/extlst" xmlns:r="http://schemas.openxmlformats.org/officeDocument/2006/relationships" xmlns:m="http://schemas.openxmlformats.org/officeDocument/2006/math" xmlns:v="urn:schemas-microsoft-com:vml" xmlns:wp14="http://schemas.microsoft.com/office/word/2010/wordprocessingDrawing" xmlns:wp="http://schemas.openxmlformats.org/drawingml/2006/wordprocessingDrawing" xmlns:w10="urn:schemas-microsoft-com:office:word" xmlns:w="http://schemas.openxmlformats.org/wordprocessingml/2006/main" xmlns:w14="http://schemas.microsoft.com/office/word/2010/wordml" xmlns:w15="http://schemas.microsoft.com/office/word/2012/wordml" xmlns:w16cex="http://schemas.microsoft.com/office/word/2018/wordml/cex" xmlns:w16cid="http://schemas.microsoft.com/office/word/2016/wordml/cid" xmlns:w16="http://schemas.microsoft.com/office/word/2018/wordml" xmlns:w16du="http://schemas.microsoft.com/office/word/2023/wordml/word16du" xmlns:w16sdtdh="http://schemas.microsoft.com/office/word/2020/wordml/sdtdatahash" xmlns:w16sdtfl="http://schemas.microsoft.com/office/word/2024/wordml/sdtformatlock" xmlns:w16se="http://schemas.microsoft.com/office/word/2015/wordml/symex" xmlns:wpg="http://schemas.microsoft.com/office/word/2010/wordprocessingGroup" xmlns:wpi="http://schemas.microsoft.com/office/word/2010/wordprocessingInk" xmlns:wne="http://schemas.microsoft.com/office/word/2006/wordml" xmlns:wps="http://schemas.microsoft.com/office/word/2010/wordprocessingShape" mc:Ignorable="w14 w15 w16se w16cid w16 w16cex w16sdtdh w16sdtfl w16du wp14">
+  <w:endnote w:type="separator" w:id="-1">
+    <w:p>
+      <w:pPr>
+        <w:spacing w:after="0" w:line="240" w:lineRule="auto"/>
+      </w:pPr>
+      <w:r>
+        <w:separator/>
+      </w:r>
+    </w:p>
+  </w:endnote>
+  <w:endnote w:type="continuationSeparator" w:id="0">
+    <w:p>
+      <w:pPr>
+        <w:spacing w:after="0" w:line="240" w:lineRule="auto"/>
+      </w:pPr>
+      <w:r>
+        <w:continuationSeparator/>
+      </w:r>
+    </w:p>
+  </w:endnote>
+</w:endnotes>
+</file>
+
+<file path=word/footer1.xml><?xml version="1.0" encoding="utf-8"?>
+<w:ftr xmlns:wpc="http://schemas.microsoft.com/office/word/2010/wordprocessingCanvas" xmlns:cx="http://schemas.microsoft.com/office/drawing/2014/chartex" xmlns:cx1="http://schemas.microsoft.com/office/drawing/2015/9/8/chartex" xmlns:cx2="http://schemas.microsoft.com/office/drawing/2015/10/21/chartex" xmlns:cx3="http://schemas.microsoft.com/office/drawing/2016/5/9/chartex" xmlns:cx4="http://schemas.microsoft.com/office/drawing/2016/5/10/chartex" xmlns:cx5="http://schemas.microsoft.com/office/drawing/2016/5/11/chartex" xmlns:cx6="http://schemas.microsoft.com/office/drawing/2016/5/12/chartex" xmlns:cx7="http://schemas.microsoft.com/office/drawing/2016/5/13/chartex" xmlns:cx8="http://schemas.microsoft.com/office/drawing/2016/5/14/chartex" xmlns:mc="http://schemas.openxmlformats.org/markup-compatibility/2006" xmlns:aink="http://schemas.microsoft.com/office/drawing/2016/ink" xmlns:am3d="http://schemas.microsoft.com/office/drawing/2017/model3d" xmlns:o="urn:schemas-microsoft-com:office:office" xmlns:oel="http://schemas.microsoft.com/office/2019/extlst" xmlns:r="http://schemas.openxmlformats.org/officeDocument/2006/relationships" xmlns:m="http://schemas.openxmlformats.org/officeDocument/2006/math" xmlns:v="urn:schemas-microsoft-com:vml" xmlns:wp14="http://schemas.microsoft.com/office/word/2010/wordprocessingDrawing" xmlns:wp="http://schemas.openxmlformats.org/drawingml/2006/wordprocessingDrawing" xmlns:w10="urn:schemas-microsoft-com:office:word" xmlns:w="http://schemas.openxmlformats.org/wordprocessingml/2006/main" xmlns:w14="http://schemas.microsoft.com/office/word/2010/wordml" xmlns:w15="http://schemas.microsoft.com/office/word/2012/wordml" xmlns:w16cex="http://schemas.microsoft.com/office/word/2018/wordml/cex" xmlns:w16cid="http://schemas.microsoft.com/office/word/2016/wordml/cid" xmlns:w16="http://schemas.microsoft.com/office/word/2018/wordml" xmlns:w16du="http://schemas.microsoft.com/office/word/2023/wordml/word16du" xmlns:w16sdtdh="http://schemas.microsoft.com/office/word/2020/wordml/sdtdatahash" xmlns:w16sdtfl="http://schemas.microsoft.com/office/word/2024/wordml/sdtformatlock" xmlns:w16se="http://schemas.microsoft.com/office/word/2015/wordml/symex" xmlns:wpg="http://schemas.microsoft.com/office/word/2010/wordprocessingGroup" xmlns:wpi="http://schemas.microsoft.com/office/word/2010/wordprocessingInk" xmlns:wne="http://schemas.microsoft.com/office/word/2006/wordml" xmlns:wps="http://schemas.microsoft.com/office/word/2010/wordprocessingShape" mc:Ignorable="w14 w15 w16se w16cid w16 w16cex w16sdtdh w16sdtfl w16du wp14">
+  <w:sdt>
+    <w:sdtPr>
+      <w:id w:val="963698622"/>
+      <w:docPartObj>
+        <w:docPartGallery w:val="Page Numbers (Bottom of Page)"/>
+        <w:docPartUnique/>
+      </w:docPartObj>
+    </w:sdtPr>
+    <w:sdtEndPr>
+      <w:rPr>
+        <w:noProof/>
+      </w:rPr>
+    </w:sdtEndPr>
+    <w:sdtContent>
+      <w:p>
+        <w:pPr>
+          <w:pStyle w:val="Footer"/>
+        </w:pPr>
+        <w:r>
+          <w:t xml:space="preserve">Page | </w:t>
+        </w:r>
+        <w:r>
+          <w:fldChar w:fldCharType="begin"/>
+        </w:r>
+        <w:r>
+          <w:instrText xml:space="preserve"> PAGE   \* MERGEFORMAT </w:instrText>
+        </w:r>
+        <w:r>
+          <w:fldChar w:fldCharType="separate"/>
+        </w:r>
+        <w:r>
+          <w:rPr>
+            <w:noProof/>
+          </w:rPr>
+          <w:t>2</w:t>
+        </w:r>
+        <w:r>
+          <w:rPr>
+            <w:noProof/>
+          </w:rPr>
+          <w:fldChar w:fldCharType="end"/>
+        </w:r>
+      </w:p>
+    </w:sdtContent>
+  </w:sdt>
+  <w:p>
+    <w:pPr>
+      <w:pStyle w:val="Footer"/>
+    </w:pPr>
+  </w:p>
+</w:ftr>
+</file>
+
+<file path=word/footnotes.xml><?xml version="1.0" encoding="utf-8"?>
+<w:footnotes xmlns:wpc="http://schemas.microsoft.com/office/word/2010/wordprocessingCanvas" xmlns:cx="http://schemas.microsoft.com/office/drawing/2014/chartex" xmlns:cx1="http://schemas.microsoft.com/office/drawing/2015/9/8/chartex" xmlns:cx2="http://schemas.microsoft.com/office/drawing/2015/10/21/chartex" xmlns:cx3="http://schemas.microsoft.com/office/drawing/2016/5/9/chartex" xmlns:cx4="http://schemas.microsoft.com/office/drawing/2016/5/10/chartex" xmlns:cx5="http://schemas.microsoft.com/office/drawing/2016/5/11/chartex" xmlns:cx6="http://schemas.microsoft.com/office/drawing/2016/5/12/chartex" xmlns:cx7="http://schemas.microsoft.com/office/drawing/2016/5/13/chartex" xmlns:cx8="http://schemas.microsoft.com/office/drawing/2016/5/14/chartex" xmlns:mc="http://schemas.openxmlformats.org/markup-compatibility/2006" xmlns:aink="http://schemas.microsoft.com/office/drawing/2016/ink" xmlns:am3d="http://schemas.microsoft.com/office/drawing/2017/model3d" xmlns:o="urn:schemas-microsoft-com:office:office" xmlns:oel="http://schemas.microsoft.com/office/2019/extlst" xmlns:r="http://schemas.openxmlformats.org/officeDocument/2006/relationships" xmlns:m="http://schemas.openxmlformats.org/officeDocument/2006/math" xmlns:v="urn:schemas-microsoft-com:vml" xmlns:wp14="http://schemas.microsoft.com/office/word/2010/wordprocessingDrawing" xmlns:wp="http://schemas.openxmlformats.org/drawingml/2006/wordprocessingDrawing" xmlns:w10="urn:schemas-microsoft-com:office:word" xmlns:w="http://schemas.openxmlformats.org/wordprocessingml/2006/main" xmlns:w14="http://schemas.microsoft.com/office/word/2010/wordml" xmlns:w15="http://schemas.microsoft.com/office/word/2012/wordml" xmlns:w16cex="http://schemas.microsoft.com/office/word/2018/wordml/cex" xmlns:w16cid="http://schemas.microsoft.com/office/word/2016/wordml/cid" xmlns:w16="http://schemas.microsoft.com/office/word/2018/wordml" xmlns:w16du="http://schemas.microsoft.com/office/word/2023/wordml/word16du" xmlns:w16sdtdh="http://schemas.microsoft.com/office/word/2020/wordml/sdtdatahash" xmlns:w16sdtfl="http://schemas.microsoft.com/office/word/2024/wordml/sdtformatlock" xmlns:w16se="http://schemas.microsoft.com/office/word/2015/wordml/symex" xmlns:wpg="http://schemas.microsoft.com/office/word/2010/wordprocessingGroup" xmlns:wpi="http://schemas.microsoft.com/office/word/2010/wordprocessingInk" xmlns:wne="http://schemas.microsoft.com/office/word/2006/wordml" xmlns:wps="http://schemas.microsoft.com/office/word/2010/wordprocessingShape" mc:Ignorable="w14 w15 w16se w16cid w16 w16cex w16sdtdh w16sdtfl w16du wp14">
+  <w:footnote w:type="separator" w:id="-1">
+    <w:p>
+      <w:pPr>
+        <w:spacing w:after="0" w:line="240" w:lineRule="auto"/>
+      </w:pPr>
+      <w:r>
+        <w:separator/>
+      </w:r>
+    </w:p>
+  </w:footnote>
+  <w:footnote w:type="continuationSeparator" w:id="0">
+    <w:p>
+      <w:pPr>
+        <w:spacing w:after="0" w:line="240" w:lineRule="auto"/>
+      </w:pPr>
+      <w:r>
+        <w:continuationSeparator/>
+      </w:r>
+    </w:p>
+  </w:footnote>
+</w:footnotes>
 </file>
 
 <file path=word/numbering.xml><?xml version="1.0" encoding="utf-8"?>
@@ -5044,7 +5593,79 @@
       <w:ind w:left="480"/>
     </w:pPr>
   </w:style>
+  <w:style w:type="paragraph" w:styleId="Header">
+    <w:name w:val="header"/>
+    <w:basedOn w:val="Normal"/>
+    <w:link w:val="HeaderChar"/>
+    <w:uiPriority w:val="99"/>
+    <w:unhideWhenUsed/>
+    <w:rsid w:val="009003E1"/>
+    <w:pPr>
+      <w:tabs>
+        <w:tab w:val="center" w:pos="4680"/>
+        <w:tab w:val="right" w:pos="9360"/>
+      </w:tabs>
+      <w:spacing w:after="0" w:line="240" w:lineRule="auto"/>
+    </w:pPr>
+  </w:style>
+  <w:style w:type="character" w:customStyle="1" w:styleId="HeaderChar">
+    <w:name w:val="Header Char"/>
+    <w:basedOn w:val="DefaultParagraphFont"/>
+    <w:link w:val="Header"/>
+    <w:uiPriority w:val="99"/>
+    <w:rsid w:val="009003E1"/>
+  </w:style>
+  <w:style w:type="paragraph" w:styleId="Footer">
+    <w:name w:val="footer"/>
+    <w:basedOn w:val="Normal"/>
+    <w:link w:val="FooterChar"/>
+    <w:uiPriority w:val="99"/>
+    <w:unhideWhenUsed/>
+    <w:rsid w:val="009003E1"/>
+    <w:pPr>
+      <w:tabs>
+        <w:tab w:val="center" w:pos="4680"/>
+        <w:tab w:val="right" w:pos="9360"/>
+      </w:tabs>
+      <w:spacing w:after="0" w:line="240" w:lineRule="auto"/>
+    </w:pPr>
+  </w:style>
+  <w:style w:type="character" w:customStyle="1" w:styleId="FooterChar">
+    <w:name w:val="Footer Char"/>
+    <w:basedOn w:val="DefaultParagraphFont"/>
+    <w:link w:val="Footer"/>
+    <w:uiPriority w:val="99"/>
+    <w:rsid w:val="009003E1"/>
+  </w:style>
 </w:styles>
+</file>
+
+<file path=word/ink/ink1.xml><?xml version="1.0" encoding="utf-8"?>
+<inkml:ink xmlns:inkml="http://www.w3.org/2003/InkML">
+  <inkml:definitions>
+    <inkml:context xml:id="ctx0">
+      <inkml:inkSource xml:id="inkSrc0">
+        <inkml:traceFormat>
+          <inkml:channel name="X" type="integer" min="-2.14748E9" max="2.14748E9" units="cm"/>
+          <inkml:channel name="Y" type="integer" min="-2.14748E9" max="2.14748E9" units="cm"/>
+          <inkml:channel name="F" type="integer" max="32767" units="dev"/>
+        </inkml:traceFormat>
+        <inkml:channelProperties>
+          <inkml:channelProperty channel="X" name="resolution" value="1000" units="1/cm"/>
+          <inkml:channelProperty channel="Y" name="resolution" value="1000" units="1/cm"/>
+          <inkml:channelProperty channel="F" name="resolution" value="0" units="1/dev"/>
+        </inkml:channelProperties>
+      </inkml:inkSource>
+      <inkml:timestamp xml:id="ts0" timeString="2026-03-03T09:42:32.558"/>
+    </inkml:context>
+    <inkml:brush xml:id="br0">
+      <inkml:brushProperty name="width" value="0.2" units="cm"/>
+      <inkml:brushProperty name="height" value="0.2" units="cm"/>
+      <inkml:brushProperty name="color" value="#004F8B"/>
+    </inkml:brush>
+  </inkml:definitions>
+  <inkml:trace contextRef="#ctx0" brushRef="#br0">4 90 24575,'20'0'0,"0"-1"0,0-1 0,0 0 0,24-7 0,-1 0 0,71-5 0,-2 0 0,-37 4 0,101-3 0,77 15 0,-88 0 0,699-2 0,-664-10 0,10 1 0,71 8 0,198 3 0,-472-2 0,5 0 0,0 1 0,0 0 0,20 5 0,-29-5 0,-1-1 0,0 1 0,1 0 0,-1 0 0,0 0 0,0 0 0,1 0 0,-1 0 0,0 1 0,0-1 0,0 1 0,-1-1 0,1 1 0,0 0 0,-1 0 0,1 0 0,-1 0 0,1 0 0,-1 0 0,0 0 0,0 0 0,0 1 0,0-1 0,1 3 0,0 12 0,-1 1 0,0-1 0,-1 1 0,-5 32 0,1 7 0,2 78 0,3-53 0,-14 110 0,7-149 0,-22 81 0,21-98 0,1-1 0,1 1 0,1 0 0,0 26 0,5 108 0,1-66 0,-1 63 0,-2 251 0,-8-267 0,-1 44 0,10-183 0,1 5 0,-2 1 0,1-1 0,-1 1 0,-2 9 0,2-15 0,1 0 0,-1 0 0,0 0 0,0 0 0,0 0 0,0 0 0,0-1 0,0 1 0,0 0 0,-1-1 0,1 1 0,0-1 0,-1 0 0,0 1 0,1-1 0,-1 0 0,0 0 0,1 0 0,-1 0 0,0 0 0,-3 1 0,-8 1 0,-1 0 0,1-1 0,-1-1 0,0 0 0,1-1 0,-17-2 0,-8 1 0,14 1 0,-1014-6 0,984 3 0,1-2 0,-58-13 0,-57-6 0,88 15 0,0-3 0,-138-40 0,142 31 0,-1 4 0,-1 3 0,-1 3 0,-132 0 0,-27-5 0,153 7 0,43 7 0,22 2 0,1-1 0,-26-5 0,40 5 0,-1 0 0,1-1 0,0 1 0,0-1 0,0 0 0,1-1 0,-1 1 0,0-1 0,1 0 0,0 0 0,0 0 0,0-1 0,-5-5 0,0-3 0,1 0 0,0-1 0,1 0 0,1-1 0,0 1 0,0-1 0,2 0 0,0-1 0,0 1 0,-2-29 0,1-13 0,4-86 0,2 117 0,3-955 104,-5 586-1573</inkml:trace>
+</inkml:ink>
 </file>
 
 <file path=word/theme/theme1.xml><?xml version="1.0" encoding="utf-8"?>
